--- a/public/resumes/Jordan-Henning-Resume.docx
+++ b/public/resumes/Jordan-Henning-Resume.docx
@@ -200,7 +200,7 @@
           <w:color w:val="1A1F2C"/>
           <w:sz w:val="22"/>
         </w:rPr>
-        <w:t>Seventeen-plus years</w:t>
+        <w:t>Seventeen years of federal IT at the Social Security Administration</w:t>
       </w:r>
       <w:r>
         <w:rPr>
@@ -210,7 +210,7 @@
           <w:color w:val="1A1F2C"/>
           <w:sz w:val="22"/>
         </w:rPr>
-        <w:t xml:space="preserve"> of federal program leadership at the Social Security Administration — a </w:t>
+        <w:t xml:space="preserve">, culminating in three years as Branch Chief leading a </w:t>
       </w:r>
       <w:r>
         <w:rPr>
@@ -230,7 +230,7 @@
           <w:color w:val="1A1F2C"/>
           <w:sz w:val="22"/>
         </w:rPr>
-        <w:t xml:space="preserve"> sustained at </w:t>
+        <w:t xml:space="preserve"> at </w:t>
       </w:r>
       <w:r>
         <w:rPr>
@@ -270,7 +270,27 @@
           <w:color w:val="1A1F2C"/>
           <w:sz w:val="22"/>
         </w:rPr>
-        <w:t xml:space="preserve"> delivered on-time and under-budget. That federal track record is now layered with hands-on multi-agent AI fluency, proven in </w:t>
+        <w:t xml:space="preserve"> delivered on-time and under-budget. </w:t>
+      </w:r>
+      <w:r>
+        <w:rPr>
+          <w:rFonts w:ascii="Calibri" w:hAnsi="Calibri" w:cs="Calibri" w:eastAsia="Calibri"/>
+          <w:b/>
+          <w:i w:val="0"/>
+          <w:color w:val="1A1F2C"/>
+          <w:sz w:val="22"/>
+        </w:rPr>
+        <w:t>Public Trust High Risk clearance</w:t>
+      </w:r>
+      <w:r>
+        <w:rPr>
+          <w:rFonts w:ascii="Calibri" w:hAnsi="Calibri" w:cs="Calibri" w:eastAsia="Calibri"/>
+          <w:b w:val="0"/>
+          <w:i w:val="0"/>
+          <w:color w:val="1A1F2C"/>
+          <w:sz w:val="22"/>
+        </w:rPr>
+        <w:t xml:space="preserve"> held throughout SSA tenure (2008–2025), eligible to reinstate. FAC-P/PM certified. That federal track record is now layered with hands-on multi-agent AI fluency, proven in </w:t>
       </w:r>
       <w:r>
         <w:rPr>
@@ -290,27 +310,7 @@
           <w:color w:val="1A1F2C"/>
           <w:sz w:val="22"/>
         </w:rPr>
-        <w:t xml:space="preserve"> I designed, coded, and operate myself. </w:t>
-      </w:r>
-      <w:r>
-        <w:rPr>
-          <w:rFonts w:ascii="Calibri" w:hAnsi="Calibri" w:cs="Calibri" w:eastAsia="Calibri"/>
-          <w:b/>
-          <w:i w:val="0"/>
-          <w:color w:val="1A1F2C"/>
-          <w:sz w:val="22"/>
-        </w:rPr>
-        <w:t>Public Trust High Risk clearance</w:t>
-      </w:r>
-      <w:r>
-        <w:rPr>
-          <w:rFonts w:ascii="Calibri" w:hAnsi="Calibri" w:cs="Calibri" w:eastAsia="Calibri"/>
-          <w:b w:val="0"/>
-          <w:i w:val="0"/>
-          <w:color w:val="1A1F2C"/>
-          <w:sz w:val="22"/>
-        </w:rPr>
-        <w:t xml:space="preserve"> held throughout SSA tenure (2008–2025), eligible to reinstate. FAC-P/PM certified. Combat-tested under three tours with the 101st Airborne (Bronze Star, Purple Heart). Targeting </w:t>
+        <w:t xml:space="preserve"> I designed, coded, and operate myself. Combat-tested under three tours with the 101st Airborne (Bronze Star, Purple Heart). Targeting </w:t>
       </w:r>
       <w:r>
         <w:rPr>

--- a/public/resumes/Jordan-Henning-Resume.docx
+++ b/public/resumes/Jordan-Henning-Resume.docx
@@ -210,7 +210,7 @@
           <w:color w:val="1A1F2C"/>
           <w:sz w:val="22"/>
         </w:rPr>
-        <w:t xml:space="preserve">, culminating in three years as Branch Chief leading a </w:t>
+        <w:t xml:space="preserve">, culminating in three years as Branch Chief — manager-of-managers over </w:t>
       </w:r>
       <w:r>
         <w:rPr>
@@ -220,7 +220,7 @@
           <w:color w:val="1A1F2C"/>
           <w:sz w:val="22"/>
         </w:rPr>
-        <w:t>352-person organization across 170 nationwide offices</w:t>
+        <w:t>12 direct reports + 340 field IT staff across 170 nationwide Hearings Offices, serving 7,000+ SSA employees</w:t>
       </w:r>
       <w:r>
         <w:rPr>
@@ -379,7 +379,7 @@
           <w:color w:val="1A1F2C"/>
           <w:sz w:val="22"/>
         </w:rPr>
-        <w:t>352-person federal IT service organization</w:t>
+        <w:t>Manager-of-managers as Branch Chief</w:t>
       </w:r>
       <w:r>
         <w:rPr>
@@ -389,7 +389,7 @@
           <w:color w:val="1A1F2C"/>
           <w:sz w:val="22"/>
         </w:rPr>
-        <w:t xml:space="preserve"> led across 170 nationwide offices at </w:t>
+        <w:t xml:space="preserve"> — 12 direct reports + 340 field IT across 170 nationwide offices serving 7,000+ employees at </w:t>
       </w:r>
       <w:r>
         <w:rPr>
@@ -1283,7 +1283,7 @@
           <w:color w:val="1A1F2C"/>
           <w:sz w:val="22"/>
         </w:rPr>
-        <w:t>Led a 352-person service organization (12 direct / 340 indirect reports) across 170 nationwide Hearings Offices at 99.9% availability for mission-critical, high-volume platforms serving millions of users.</w:t>
+        <w:t>Manager-of-managers from a 12-direct HQ team overseeing 340 field IT staff across 170 nationwide Hearings Offices, delivering mission-critical IT services to 7,000+ Hearings Office employees at 99.9% availability.</w:t>
       </w:r>
     </w:p>
     <w:p>

--- a/public/resumes/Jordan-Henning-Resume.docx
+++ b/public/resumes/Jordan-Henning-Resume.docx
@@ -942,7 +942,7 @@
           <w:color w:val="1A1F2C"/>
           <w:sz w:val="22"/>
         </w:rPr>
-        <w:t>Driving growth at a 12-person services firm serving state, federal, and prime-subcontract clients — pairing proven go-to-market discipline with the multi-agent AI tooling I build hands-on.</w:t>
+        <w:t>Driving growth at a 14-person services firm serving state, federal, and prime-subcontract clients — pairing proven go-to-market discipline with the multi-agent AI tooling I build hands-on.</w:t>
       </w:r>
     </w:p>
     <w:p>

--- a/public/resumes/Jordan-Henning-Resume.docx
+++ b/public/resumes/Jordan-Henning-Resume.docx
@@ -290,7 +290,7 @@
           <w:color w:val="1A1F2C"/>
           <w:sz w:val="22"/>
         </w:rPr>
-        <w:t xml:space="preserve"> held throughout SSA tenure (2008–2025), eligible to reinstate. FAC-P/PM certified. That federal track record is now layered with hands-on multi-agent AI fluency, proven in </w:t>
+        <w:t xml:space="preserve"> held throughout SSA tenure (2008–2025), eligible to reinstate. </w:t>
       </w:r>
       <w:r>
         <w:rPr>
@@ -300,7 +300,7 @@
           <w:color w:val="1A1F2C"/>
           <w:sz w:val="22"/>
         </w:rPr>
-        <w:t>two production systems</w:t>
+        <w:t>FAC-P/PM certified</w:t>
       </w:r>
       <w:r>
         <w:rPr>
@@ -310,7 +310,67 @@
           <w:color w:val="1A1F2C"/>
           <w:sz w:val="22"/>
         </w:rPr>
-        <w:t xml:space="preserve"> I designed, coded, and operate myself. Combat-tested under three tours with the 101st Airborne (Bronze Star, Purple Heart). Targeting </w:t>
+        <w:t xml:space="preserve">; familiar with GSA MAS Schedule, STARS III, 8(a)/SDVOSB/HUBZone, IDIQ/BPA, FedRAMP, ATO governance, and PA Invitation-to-Qualify procurement. Now </w:t>
+      </w:r>
+      <w:r>
+        <w:rPr>
+          <w:rFonts w:ascii="Calibri" w:hAnsi="Calibri" w:cs="Calibri" w:eastAsia="Calibri"/>
+          <w:b/>
+          <w:i w:val="0"/>
+          <w:color w:val="1A1F2C"/>
+          <w:sz w:val="22"/>
+        </w:rPr>
+        <w:t>Chief Growth Officer at Quadratic Digital</w:t>
+      </w:r>
+      <w:r>
+        <w:rPr>
+          <w:rFonts w:ascii="Calibri" w:hAnsi="Calibri" w:cs="Calibri" w:eastAsia="Calibri"/>
+          <w:b w:val="0"/>
+          <w:i w:val="0"/>
+          <w:color w:val="1A1F2C"/>
+          <w:sz w:val="22"/>
+        </w:rPr>
+        <w:t xml:space="preserve"> (14-person federal services firm), where I personally designed, coded, and operate two production multi-agent AI systems: </w:t>
+      </w:r>
+      <w:r>
+        <w:rPr>
+          <w:rFonts w:ascii="Calibri" w:hAnsi="Calibri" w:cs="Calibri" w:eastAsia="Calibri"/>
+          <w:b/>
+          <w:i w:val="0"/>
+          <w:color w:val="1A1F2C"/>
+          <w:sz w:val="22"/>
+        </w:rPr>
+        <w:t>RFP Factory</w:t>
+      </w:r>
+      <w:r>
+        <w:rPr>
+          <w:rFonts w:ascii="Calibri" w:hAnsi="Calibri" w:cs="Calibri" w:eastAsia="Calibri"/>
+          <w:b w:val="0"/>
+          <w:i w:val="0"/>
+          <w:color w:val="1A1F2C"/>
+          <w:sz w:val="22"/>
+        </w:rPr>
+        <w:t xml:space="preserve"> (multi-agent proposal automation, 40-hour federal proposal cycles compressed to 2 hours — 20× faster) and </w:t>
+      </w:r>
+      <w:r>
+        <w:rPr>
+          <w:rFonts w:ascii="Calibri" w:hAnsi="Calibri" w:cs="Calibri" w:eastAsia="Calibri"/>
+          <w:b/>
+          <w:i w:val="0"/>
+          <w:color w:val="1A1F2C"/>
+          <w:sz w:val="22"/>
+        </w:rPr>
+        <w:t>Futures Bot</w:t>
+      </w:r>
+      <w:r>
+        <w:rPr>
+          <w:rFonts w:ascii="Calibri" w:hAnsi="Calibri" w:cs="Calibri" w:eastAsia="Calibri"/>
+          <w:b w:val="0"/>
+          <w:i w:val="0"/>
+          <w:color w:val="1A1F2C"/>
+          <w:sz w:val="22"/>
+        </w:rPr>
+        <w:t xml:space="preserve"> (autonomous multi-agent trading, live since Feb 2026, 62% win rate over 500+ trades). Combat-tested under three tours with the 101st Airborne (Bronze Star, Purple Heart). Targeting </w:t>
       </w:r>
       <w:r>
         <w:rPr>
@@ -330,7 +390,7 @@
           <w:color w:val="1A1F2C"/>
           <w:sz w:val="22"/>
         </w:rPr>
-        <w:t xml:space="preserve"> — where 99.9% uptime, $200M+ portfolio scale, and hands-on AI capability all matter in the same role.</w:t>
+        <w:t xml:space="preserve"> — where federal-scale uptime, $200M+ portfolio discipline, procurement fluency, and hands-on AI capability all matter in the same role.</w:t>
       </w:r>
     </w:p>
     <w:p>

--- a/public/resumes/Jordan-Henning-Resume.docx
+++ b/public/resumes/Jordan-Henning-Resume.docx
@@ -2686,7 +2686,7 @@
           <w:color w:val="1A1F2C"/>
           <w:sz w:val="22"/>
         </w:rPr>
-        <w:t>2 Federal CIO / Director-level references</w:t>
+        <w:t>1 Director-level reference</w:t>
       </w:r>
     </w:p>
     <w:p>
@@ -2712,7 +2712,7 @@
           <w:color w:val="1A1F2C"/>
           <w:sz w:val="22"/>
         </w:rPr>
-        <w:t>2 SSA peer Branch Chief references</w:t>
+        <w:t>3 SSA peer Branch Chief references</w:t>
       </w:r>
     </w:p>
     <w:p>

--- a/public/resumes/Jordan-Henning-Resume.docx
+++ b/public/resumes/Jordan-Henning-Resume.docx
@@ -2660,7 +2660,22 @@
           <w:color w:val="556077"/>
           <w:sz w:val="22"/>
         </w:rPr>
-        <w:t>Available after first conversation, per professional courtesy:</w:t>
+        <w:t>Available after first conversation</w:t>
+      </w:r>
+    </w:p>
+    <w:p>
+      <w:pPr>
+        <w:spacing w:before="0" w:after="80" w:line="276" w:lineRule="auto"/>
+      </w:pPr>
+      <w:r>
+        <w:rPr>
+          <w:rFonts w:ascii="Calibri" w:hAnsi="Calibri" w:cs="Calibri" w:eastAsia="Calibri"/>
+          <w:b w:val="0"/>
+          <w:i/>
+          <w:color w:val="556077"/>
+          <w:sz w:val="22"/>
+        </w:rPr>
+        <w:t>References provided after first conversation, per professional courtesy.</w:t>
       </w:r>
     </w:p>
     <w:p>
@@ -2712,7 +2727,7 @@
           <w:color w:val="1A1F2C"/>
           <w:sz w:val="22"/>
         </w:rPr>
-        <w:t>3 SSA peer Branch Chief references</w:t>
+        <w:t>3 SSA peer Branch Chiefs</w:t>
       </w:r>
     </w:p>
     <w:p>

--- a/public/resumes/Jordan-Henning-Resume.docx
+++ b/public/resumes/Jordan-Henning-Resume.docx
@@ -2660,100 +2660,7 @@
           <w:color w:val="556077"/>
           <w:sz w:val="22"/>
         </w:rPr>
-        <w:t>Available after first conversation</w:t>
-      </w:r>
-    </w:p>
-    <w:p>
-      <w:pPr>
-        <w:spacing w:before="0" w:after="80" w:line="276" w:lineRule="auto"/>
-      </w:pPr>
-      <w:r>
-        <w:rPr>
-          <w:rFonts w:ascii="Calibri" w:hAnsi="Calibri" w:cs="Calibri" w:eastAsia="Calibri"/>
-          <w:b w:val="0"/>
-          <w:i/>
-          <w:color w:val="556077"/>
-          <w:sz w:val="22"/>
-        </w:rPr>
-        <w:t>References provided after first conversation, per professional courtesy.</w:t>
-      </w:r>
-    </w:p>
-    <w:p>
-      <w:pPr>
-        <w:spacing w:before="0" w:after="60" w:line="276" w:lineRule="auto"/>
-        <w:ind w:left="360" w:hanging="259"/>
-      </w:pPr>
-      <w:r>
-        <w:rPr>
-          <w:rFonts w:ascii="Calibri" w:hAnsi="Calibri" w:cs="Calibri" w:eastAsia="Calibri"/>
-          <w:b/>
-          <w:i w:val="0"/>
-          <w:color w:val="1F4E8C"/>
-          <w:sz w:val="22"/>
-        </w:rPr>
-        <w:t xml:space="preserve">•  </w:t>
-      </w:r>
-      <w:r>
-        <w:rPr>
-          <w:rFonts w:ascii="Calibri" w:hAnsi="Calibri" w:cs="Calibri" w:eastAsia="Calibri"/>
-          <w:b w:val="0"/>
-          <w:i w:val="0"/>
-          <w:color w:val="1A1F2C"/>
-          <w:sz w:val="22"/>
-        </w:rPr>
-        <w:t>1 Director-level reference</w:t>
-      </w:r>
-    </w:p>
-    <w:p>
-      <w:pPr>
-        <w:spacing w:before="0" w:after="60" w:line="276" w:lineRule="auto"/>
-        <w:ind w:left="360" w:hanging="259"/>
-      </w:pPr>
-      <w:r>
-        <w:rPr>
-          <w:rFonts w:ascii="Calibri" w:hAnsi="Calibri" w:cs="Calibri" w:eastAsia="Calibri"/>
-          <w:b/>
-          <w:i w:val="0"/>
-          <w:color w:val="1F4E8C"/>
-          <w:sz w:val="22"/>
-        </w:rPr>
-        <w:t xml:space="preserve">•  </w:t>
-      </w:r>
-      <w:r>
-        <w:rPr>
-          <w:rFonts w:ascii="Calibri" w:hAnsi="Calibri" w:cs="Calibri" w:eastAsia="Calibri"/>
-          <w:b w:val="0"/>
-          <w:i w:val="0"/>
-          <w:color w:val="1A1F2C"/>
-          <w:sz w:val="22"/>
-        </w:rPr>
-        <w:t>3 SSA peer Branch Chiefs</w:t>
-      </w:r>
-    </w:p>
-    <w:p>
-      <w:pPr>
-        <w:spacing w:before="0" w:after="60" w:line="276" w:lineRule="auto"/>
-        <w:ind w:left="360" w:hanging="259"/>
-      </w:pPr>
-      <w:r>
-        <w:rPr>
-          <w:rFonts w:ascii="Calibri" w:hAnsi="Calibri" w:cs="Calibri" w:eastAsia="Calibri"/>
-          <w:b/>
-          <w:i w:val="0"/>
-          <w:color w:val="1F4E8C"/>
-          <w:sz w:val="22"/>
-        </w:rPr>
-        <w:t xml:space="preserve">•  </w:t>
-      </w:r>
-      <w:r>
-        <w:rPr>
-          <w:rFonts w:ascii="Calibri" w:hAnsi="Calibri" w:cs="Calibri" w:eastAsia="Calibri"/>
-          <w:b w:val="0"/>
-          <w:i w:val="0"/>
-          <w:color w:val="1A1F2C"/>
-          <w:sz w:val="22"/>
-        </w:rPr>
-        <w:t>Multiple direct reports across SSA + Quadratic Digital</w:t>
+        <w:t>References available upon request</w:t>
       </w:r>
     </w:p>
     <w:p>

--- a/public/resumes/Jordan-Henning-Resume.docx
+++ b/public/resumes/Jordan-Henning-Resume.docx
@@ -210,7 +210,7 @@
           <w:color w:val="1A1F2C"/>
           <w:sz w:val="22"/>
         </w:rPr>
-        <w:t xml:space="preserve">, culminating in three years as Branch Chief — manager-of-managers over </w:t>
+        <w:t xml:space="preserve">, culminating in three years as Branch Chief — directly managing </w:t>
       </w:r>
       <w:r>
         <w:rPr>
@@ -220,7 +220,7 @@
           <w:color w:val="1A1F2C"/>
           <w:sz w:val="22"/>
         </w:rPr>
-        <w:t>12 direct reports + 340 field IT staff across 170 nationwide Hearings Offices, serving 7,000+ SSA employees</w:t>
+        <w:t>12 direct reports (incl. 2 team leads), with governance over a 340-technician field operation across 170 nationwide Hearings Offices serving 7,000+ SSA employees</w:t>
       </w:r>
       <w:r>
         <w:rPr>
@@ -250,7 +250,7 @@
           <w:color w:val="1A1F2C"/>
           <w:sz w:val="22"/>
         </w:rPr>
-        <w:t xml:space="preserve">, with multi-year </w:t>
+        <w:t xml:space="preserve">. Earlier, as IT Project Manager, </w:t>
       </w:r>
       <w:r>
         <w:rPr>
@@ -260,7 +260,7 @@
           <w:color w:val="1A1F2C"/>
           <w:sz w:val="22"/>
         </w:rPr>
-        <w:t>$200M+ Agile IT portfolios</w:t>
+        <w:t>delivered $200M+ in IT projects cumulatively</w:t>
       </w:r>
       <w:r>
         <w:rPr>
@@ -270,7 +270,7 @@
           <w:color w:val="1A1F2C"/>
           <w:sz w:val="22"/>
         </w:rPr>
-        <w:t xml:space="preserve"> delivered on-time and under-budget. </w:t>
+        <w:t xml:space="preserve">, on-time and under-budget. </w:t>
       </w:r>
       <w:r>
         <w:rPr>
@@ -300,7 +300,7 @@
           <w:color w:val="1A1F2C"/>
           <w:sz w:val="22"/>
         </w:rPr>
-        <w:t>FAC-P/PM certified</w:t>
+        <w:t>FAC-P/PM certified; AWS Certified AI Practitioner (2026)</w:t>
       </w:r>
       <w:r>
         <w:rPr>
@@ -330,7 +330,7 @@
           <w:color w:val="1A1F2C"/>
           <w:sz w:val="22"/>
         </w:rPr>
-        <w:t xml:space="preserve"> (14-person federal services firm), where I personally designed, coded, and operate two production multi-agent AI systems: </w:t>
+        <w:t xml:space="preserve"> (14-person federal services firm), where I personally designed, coded, and operate production multi-agent AI systems: </w:t>
       </w:r>
       <w:r>
         <w:rPr>
@@ -370,7 +370,7 @@
           <w:color w:val="1A1F2C"/>
           <w:sz w:val="22"/>
         </w:rPr>
-        <w:t xml:space="preserve"> (autonomous multi-agent trading, live since Feb 2026, 62% win rate over 500+ trades). Combat-tested under three tours with the 101st Airborne (Bronze Star, Purple Heart). Targeting </w:t>
+        <w:t xml:space="preserve"> (a personal multi-agent trading desk built end-to-end). Combat veteran, 101st Airborne — one combat tour in Iraq (Bronze Star, Purple Heart). Targeting </w:t>
       </w:r>
       <w:r>
         <w:rPr>
@@ -390,7 +390,7 @@
           <w:color w:val="1A1F2C"/>
           <w:sz w:val="22"/>
         </w:rPr>
-        <w:t xml:space="preserve"> — where federal-scale uptime, $200M+ portfolio discipline, procurement fluency, and hands-on AI capability all matter in the same role.</w:t>
+        <w:t xml:space="preserve"> — where federal-scale uptime, federal portfolio delivery at scale, procurement fluency, and hands-on AI capability all matter in the same role.</w:t>
       </w:r>
     </w:p>
     <w:p>
@@ -439,7 +439,7 @@
           <w:color w:val="1A1F2C"/>
           <w:sz w:val="22"/>
         </w:rPr>
-        <w:t>Manager-of-managers as Branch Chief</w:t>
+        <w:t>Federal IT leadership as Branch Chief</w:t>
       </w:r>
       <w:r>
         <w:rPr>
@@ -449,7 +449,7 @@
           <w:color w:val="1A1F2C"/>
           <w:sz w:val="22"/>
         </w:rPr>
-        <w:t xml:space="preserve"> — 12 direct reports + 340 field IT across 170 nationwide offices serving 7,000+ employees at </w:t>
+        <w:t xml:space="preserve"> — 12 direct reports (incl. 2 team leads), governance over a 340-technician field operation across 170 nationwide offices serving 7,000+ employees at </w:t>
       </w:r>
       <w:r>
         <w:rPr>
@@ -485,7 +485,7 @@
           <w:color w:val="1A1F2C"/>
           <w:sz w:val="22"/>
         </w:rPr>
-        <w:t>$200M+ Agile IT portfolio</w:t>
+        <w:t>$200M+ in IT projects delivered</w:t>
       </w:r>
       <w:r>
         <w:rPr>
@@ -495,7 +495,7 @@
           <w:color w:val="1A1F2C"/>
           <w:sz w:val="22"/>
         </w:rPr>
-        <w:t xml:space="preserve"> delivered on-time, under-budget over multi-year federal programs</w:t>
+        <w:t xml:space="preserve"> cumulatively as IT Project Manager — on-time, under-budget over a 5-year tenure</w:t>
       </w:r>
     </w:p>
     <w:p>
@@ -879,7 +879,7 @@
           <w:color w:val="556077"/>
           <w:sz w:val="20"/>
         </w:rPr>
-        <w:t xml:space="preserve">  ·  Live since Feb 2026  ·  62% win rate over ~500 trades</w:t>
+        <w:t xml:space="preserve">  ·  Personal R&amp;D — multi-agent trading desk</w:t>
       </w:r>
     </w:p>
     <w:p>
@@ -894,7 +894,7 @@
           <w:color w:val="1A1F2C"/>
           <w:sz w:val="22"/>
         </w:rPr>
-        <w:t xml:space="preserve">Personal R&amp;D platform: a multi-agent system that monitors futures markets, generates signals, manages risk, and executes trades autonomously, using proprietary strategies developed from twelve years of personal markets research. Live since February 2026 — ~8 trades per day across the 24-hour cycle, 62% win rate over the first ~500 trades, net-positive PnL. </w:t>
+        <w:t xml:space="preserve">Personal R&amp;D platform: a multi-agent system that monitors futures markets, generates signals, manages risk, and manages orders autonomously across the 24-hour cycle, with hard-coded risk guardrails and operator-level observability. Built end-to-end to pressure-test multi-agent design patterns under live-market conditions. </w:t>
       </w:r>
       <w:r>
         <w:rPr>
@@ -915,6 +915,66 @@
           <w:sz w:val="22"/>
         </w:rPr>
         <w:t xml:space="preserve"> running across OpenAI, Claude, and Gemini. Built end-to-end as a research platform for pressure-testing multi-agent design patterns under conditions where mistakes cost real money.</w:t>
+      </w:r>
+    </w:p>
+    <w:p>
+      <w:pPr>
+        <w:spacing w:before="80" w:after="40" w:line="276" w:lineRule="auto"/>
+      </w:pPr>
+      <w:r>
+        <w:rPr>
+          <w:rFonts w:ascii="Calibri" w:hAnsi="Calibri" w:cs="Calibri" w:eastAsia="Calibri"/>
+          <w:b/>
+          <w:i w:val="0"/>
+          <w:color w:val="1A1F2C"/>
+          <w:sz w:val="24"/>
+        </w:rPr>
+        <w:t>Shadow Edge Tools</w:t>
+      </w:r>
+      <w:r>
+        <w:rPr>
+          <w:rFonts w:ascii="Calibri" w:hAnsi="Calibri" w:cs="Calibri" w:eastAsia="Calibri"/>
+          <w:b w:val="0"/>
+          <w:i w:val="0"/>
+          <w:color w:val="556077"/>
+          <w:sz w:val="22"/>
+        </w:rPr>
+        <w:t xml:space="preserve">  —  </w:t>
+      </w:r>
+      <w:r>
+        <w:rPr>
+          <w:rFonts w:ascii="Calibri" w:hAnsi="Calibri" w:cs="Calibri" w:eastAsia="Calibri"/>
+          <w:b w:val="0"/>
+          <w:i/>
+          <w:color w:val="1F4E8C"/>
+          <w:sz w:val="22"/>
+        </w:rPr>
+        <w:t>NinjaTrader 8 add-on product line</w:t>
+      </w:r>
+      <w:r>
+        <w:rPr>
+          <w:rFonts w:ascii="Calibri" w:hAnsi="Calibri" w:cs="Calibri" w:eastAsia="Calibri"/>
+          <w:b w:val="0"/>
+          <w:i w:val="0"/>
+          <w:color w:val="556077"/>
+          <w:sz w:val="20"/>
+        </w:rPr>
+        <w:t xml:space="preserve">  ·  In production · shadowedgetools.com</w:t>
+      </w:r>
+    </w:p>
+    <w:p>
+      <w:pPr>
+        <w:spacing w:before="0" w:after="80" w:line="276" w:lineRule="auto"/>
+      </w:pPr>
+      <w:r>
+        <w:rPr>
+          <w:rFonts w:ascii="Calibri" w:hAnsi="Calibri" w:cs="Calibri" w:eastAsia="Calibri"/>
+          <w:b w:val="0"/>
+          <w:i w:val="0"/>
+          <w:color w:val="1A1F2C"/>
+          <w:sz w:val="22"/>
+        </w:rPr>
+        <w:t>A commercial product line of NinjaTrader 8 trading add-ons (Bracket Boss, Drawdown Guardian) owned end-to-end — the add-ons, the storefront, checkout, and support. Designed, built, and sold solo; a multi-agent marketing/CRM system I also built runs its daily marketing operations.</w:t>
       </w:r>
     </w:p>
     <w:p>
@@ -1343,7 +1403,7 @@
           <w:color w:val="1A1F2C"/>
           <w:sz w:val="22"/>
         </w:rPr>
-        <w:t>Manager-of-managers from a 12-direct HQ team overseeing 340 field IT staff across 170 nationwide Hearings Offices, delivering mission-critical IT services to 7,000+ Hearings Office employees at 99.9% availability.</w:t>
+        <w:t>Directly managed a 12-person HQ team (incl. 2 team leads) and set IT governance, policy, and standards for a 340-technician field operation across 170 nationwide Hearings Offices, delivering mission-critical IT services to 7,000+ Hearings Office employees at 99.9% availability.</w:t>
       </w:r>
     </w:p>
     <w:p>
@@ -1608,7 +1668,7 @@
           <w:color w:val="1A1F2C"/>
           <w:sz w:val="22"/>
         </w:rPr>
-        <w:t>Directed multi-year Agile IT service and infrastructure programs supporting nationwide claims and hearings systems with portfolios exceeding $200M.</w:t>
+        <w:t>Directed multi-year Agile IT service and infrastructure programs supporting nationwide claims and hearings systems — delivering $200M+ in IT projects cumulatively over the tenure.</w:t>
       </w:r>
     </w:p>
     <w:p>
@@ -2124,7 +2184,7 @@
           <w:color w:val="1A1F2C"/>
           <w:sz w:val="22"/>
         </w:rPr>
-        <w:t xml:space="preserve">Three combat tours (Iraq, Afghanistan); awarded the </w:t>
+        <w:t xml:space="preserve">One combat tour (Iraq); awarded the </w:t>
       </w:r>
       <w:r>
         <w:rPr>
@@ -2479,6 +2539,42 @@
           <w:color w:val="1A1F2C"/>
           <w:sz w:val="22"/>
         </w:rPr>
+        <w:t>AWS Certified AI Practitioner</w:t>
+      </w:r>
+      <w:r>
+        <w:rPr>
+          <w:rFonts w:ascii="Calibri" w:hAnsi="Calibri" w:cs="Calibri" w:eastAsia="Calibri"/>
+          <w:b w:val="0"/>
+          <w:i w:val="0"/>
+          <w:color w:val="1A1F2C"/>
+          <w:sz w:val="22"/>
+        </w:rPr>
+        <w:t xml:space="preserve">  ·  2026  ·  Amazon Web Services</w:t>
+      </w:r>
+    </w:p>
+    <w:p>
+      <w:pPr>
+        <w:spacing w:before="0" w:after="60" w:line="276" w:lineRule="auto"/>
+        <w:ind w:left="360" w:hanging="259"/>
+      </w:pPr>
+      <w:r>
+        <w:rPr>
+          <w:rFonts w:ascii="Calibri" w:hAnsi="Calibri" w:cs="Calibri" w:eastAsia="Calibri"/>
+          <w:b/>
+          <w:i w:val="0"/>
+          <w:color w:val="1F4E8C"/>
+          <w:sz w:val="22"/>
+        </w:rPr>
+        <w:t xml:space="preserve">•  </w:t>
+      </w:r>
+      <w:r>
+        <w:rPr>
+          <w:rFonts w:ascii="Calibri" w:hAnsi="Calibri" w:cs="Calibri" w:eastAsia="Calibri"/>
+          <w:b/>
+          <w:i w:val="0"/>
+          <w:color w:val="1A1F2C"/>
+          <w:sz w:val="22"/>
+        </w:rPr>
         <w:t>Public Trust Clearance · High Risk Tier</w:t>
       </w:r>
       <w:r>
@@ -2708,7 +2804,7 @@
           <w:color w:val="1A1F2C"/>
           <w:sz w:val="22"/>
         </w:rPr>
-        <w:t>VP/Director Federal Services Delivery, GM Federal AI Services, or Senior Director Federal Programs at federal primes and services firms — where 99.9% uptime, $200M+ portfolio scale, and hands-on AI capability all matter in the same role. Also: GM, VP, or Practice Director at emerging federal AI services firms where someone who can both win federal contracts and sponsor multi-agent AI delivery is the job, not a side capability.</w:t>
+        <w:t>VP/Director Federal Services Delivery, GM Federal AI Services, or Senior Director Federal Programs at federal primes and services firms — where 99.9% uptime, federal portfolio delivery at scale, and hands-on AI capability all matter in the same role. Also: GM, VP, or Practice Director at emerging federal AI services firms where someone who can both win federal contracts and sponsor multi-agent AI delivery is the job, not a side capability.</w:t>
       </w:r>
     </w:p>
     <w:p>

--- a/public/resumes/Jordan-Henning-Resume.docx
+++ b/public/resumes/Jordan-Henning-Resume.docx
@@ -64,7 +64,7 @@
           <w:color w:val="556077"/>
           <w:sz w:val="20"/>
         </w:rPr>
-        <w:t>JordanHenning32@yahoo.com</w:t>
+        <w:t>jordanhenning32@gmail.com</w:t>
       </w:r>
       <w:r>
         <w:rPr>

--- a/public/resumes/Jordan-Henning-Resume.docx
+++ b/public/resumes/Jordan-Henning-Resume.docx
@@ -370,7 +370,7 @@
           <w:color w:val="1A1F2C"/>
           <w:sz w:val="22"/>
         </w:rPr>
-        <w:t xml:space="preserve"> (a personal multi-agent trading desk built end-to-end). Combat veteran, 101st Airborne — one combat tour in Iraq (Bronze Star, Purple Heart). Targeting </w:t>
+        <w:t xml:space="preserve"> (a personal multi-agent trading desk built end-to-end). Combat veteran, 101st Airborne — one combat tour in Iraq. Targeting </w:t>
       </w:r>
       <w:r>
         <w:rPr>
@@ -2184,47 +2184,7 @@
           <w:color w:val="1A1F2C"/>
           <w:sz w:val="22"/>
         </w:rPr>
-        <w:t xml:space="preserve">One combat tour (Iraq); awarded the </w:t>
-      </w:r>
-      <w:r>
-        <w:rPr>
-          <w:rFonts w:ascii="Calibri" w:hAnsi="Calibri" w:cs="Calibri" w:eastAsia="Calibri"/>
-          <w:b/>
-          <w:i w:val="0"/>
-          <w:color w:val="1A1F2C"/>
-          <w:sz w:val="22"/>
-        </w:rPr>
-        <w:t>Bronze Star</w:t>
-      </w:r>
-      <w:r>
-        <w:rPr>
-          <w:rFonts w:ascii="Calibri" w:hAnsi="Calibri" w:cs="Calibri" w:eastAsia="Calibri"/>
-          <w:b w:val="0"/>
-          <w:i w:val="0"/>
-          <w:color w:val="1A1F2C"/>
-          <w:sz w:val="22"/>
-        </w:rPr>
-        <w:t xml:space="preserve"> and </w:t>
-      </w:r>
-      <w:r>
-        <w:rPr>
-          <w:rFonts w:ascii="Calibri" w:hAnsi="Calibri" w:cs="Calibri" w:eastAsia="Calibri"/>
-          <w:b/>
-          <w:i w:val="0"/>
-          <w:color w:val="1A1F2C"/>
-          <w:sz w:val="22"/>
-        </w:rPr>
-        <w:t>Purple Heart</w:t>
-      </w:r>
-      <w:r>
-        <w:rPr>
-          <w:rFonts w:ascii="Calibri" w:hAnsi="Calibri" w:cs="Calibri" w:eastAsia="Calibri"/>
-          <w:b w:val="0"/>
-          <w:i w:val="0"/>
-          <w:color w:val="1A1F2C"/>
-          <w:sz w:val="22"/>
-        </w:rPr>
-        <w:t>.</w:t>
+        <w:t>One combat tour in Iraq with the 101st Airborne Division.</w:t>
       </w:r>
     </w:p>
     <w:p>
@@ -2406,78 +2366,6 @@
           <w:sz w:val="22"/>
         </w:rPr>
         <w:t xml:space="preserve">  ·  2021  ·  Presented by Acting Commissioner Kilolo Kijakazi for COVID-19 emergency document upload delivery</w:t>
-      </w:r>
-    </w:p>
-    <w:p>
-      <w:pPr>
-        <w:spacing w:before="0" w:after="60" w:line="276" w:lineRule="auto"/>
-        <w:ind w:left="360" w:hanging="259"/>
-      </w:pPr>
-      <w:r>
-        <w:rPr>
-          <w:rFonts w:ascii="Calibri" w:hAnsi="Calibri" w:cs="Calibri" w:eastAsia="Calibri"/>
-          <w:b/>
-          <w:i w:val="0"/>
-          <w:color w:val="1F4E8C"/>
-          <w:sz w:val="22"/>
-        </w:rPr>
-        <w:t xml:space="preserve">•  </w:t>
-      </w:r>
-      <w:r>
-        <w:rPr>
-          <w:rFonts w:ascii="Calibri" w:hAnsi="Calibri" w:cs="Calibri" w:eastAsia="Calibri"/>
-          <w:b/>
-          <w:i w:val="0"/>
-          <w:color w:val="1A1F2C"/>
-          <w:sz w:val="22"/>
-        </w:rPr>
-        <w:t>Bronze Star</w:t>
-      </w:r>
-      <w:r>
-        <w:rPr>
-          <w:rFonts w:ascii="Calibri" w:hAnsi="Calibri" w:cs="Calibri" w:eastAsia="Calibri"/>
-          <w:b w:val="0"/>
-          <w:i w:val="0"/>
-          <w:color w:val="1A1F2C"/>
-          <w:sz w:val="22"/>
-        </w:rPr>
-        <w:t xml:space="preserve">  ·  2006  ·  U.S. Army (Iraq combat tour)</w:t>
-      </w:r>
-    </w:p>
-    <w:p>
-      <w:pPr>
-        <w:spacing w:before="0" w:after="60" w:line="276" w:lineRule="auto"/>
-        <w:ind w:left="360" w:hanging="259"/>
-      </w:pPr>
-      <w:r>
-        <w:rPr>
-          <w:rFonts w:ascii="Calibri" w:hAnsi="Calibri" w:cs="Calibri" w:eastAsia="Calibri"/>
-          <w:b/>
-          <w:i w:val="0"/>
-          <w:color w:val="1F4E8C"/>
-          <w:sz w:val="22"/>
-        </w:rPr>
-        <w:t xml:space="preserve">•  </w:t>
-      </w:r>
-      <w:r>
-        <w:rPr>
-          <w:rFonts w:ascii="Calibri" w:hAnsi="Calibri" w:cs="Calibri" w:eastAsia="Calibri"/>
-          <w:b/>
-          <w:i w:val="0"/>
-          <w:color w:val="1A1F2C"/>
-          <w:sz w:val="22"/>
-        </w:rPr>
-        <w:t>Purple Heart</w:t>
-      </w:r>
-      <w:r>
-        <w:rPr>
-          <w:rFonts w:ascii="Calibri" w:hAnsi="Calibri" w:cs="Calibri" w:eastAsia="Calibri"/>
-          <w:b w:val="0"/>
-          <w:i w:val="0"/>
-          <w:color w:val="1A1F2C"/>
-          <w:sz w:val="22"/>
-        </w:rPr>
-        <w:t xml:space="preserve">  ·  2006  ·  U.S. Army</w:t>
       </w:r>
     </w:p>
     <w:p>
